--- a/docs/resources.assets/E2E UiBank Online Banking.docx
+++ b/docs/resources.assets/E2E UiBank Online Banking.docx
@@ -44,7 +44,7 @@
         <w:ind w:left="432" w:hanging="288"/>
       </w:pPr>
       <w:r>
-        <w:t>• Authentication: a registered user can sign in and reach the Welcome page and the Accounts area.</w:t>
+        <w:t>• Authentication: a registered user can sign in and reach the Accounts area.</w:t>
       </w:r>
     </w:p>
     <w:p>
@@ -1143,7 +1143,7 @@
       </w:r>
       <w:r>
         <w:tab/>
-        <w:t>Click Sign In and wait for the Welcome page (/welcome). Other links available on the page: "Forgot Your Password?" (/password-request) and "Register For Account" (/register-account).</w:t>
+        <w:t>Click Sign In. If UiBank shows an "Important Notice" dialog, select "I agree to the Privacy Policy": closing it with ✕ leaves you logged out. UiBank then opens the Accounts page (/accounts). Other links available on the Login page: "Forgot Your Password?" (/password-request) and "Register For Account" (/register-account).</w:t>
       </w:r>
     </w:p>
     <w:p>
@@ -1159,7 +1159,7 @@
       </w:r>
       <w:r>
         <w:tab/>
-        <w:t>UiPath Validation: Verify the banner text "Get started with a UiBank checking or savings account today!" and that the top menu shows Accounts, Products, Help, Profile and Logout.</w:t>
+        <w:t>UiPath Validation: Verify the heading "Welcome!" above "Here is your account summary", and that the top menu shows Accounts, Products, Help, Profile and Logout.</w:t>
       </w:r>
     </w:p>
     <w:p>
@@ -1175,7 +1175,7 @@
       </w:r>
       <w:r>
         <w:tab/>
-        <w:t>Click Accounts (/accounts). Read the account summary:</w:t>
+        <w:t>On /accounts, read the account summary:</w:t>
       </w:r>
     </w:p>
     <w:p>
@@ -1308,7 +1308,7 @@
       </w:r>
       <w:r>
         <w:tab/>
-        <w:t>UiPath Validation: Return to /accounts and verify that an account with nickname var_CheckingNickname and type Checking is listed. Extract its balance into var_CheckingBalanceBefore.</w:t>
+        <w:t>UiPath Validation: Verify that the confirmation page shows var_CheckingNickname, then return to /accounts and verify that an account with nickname var_CheckingNickname is listed. UiBank does not display the account type after creation. Extract its balance into var_CheckingBalanceBefore.</w:t>
       </w:r>
     </w:p>
     <w:p>
@@ -1405,7 +1405,7 @@
       </w:r>
       <w:r>
         <w:tab/>
-        <w:t>UiPath Validation: Verify that var_SavingsNickname (Savings) is listed in the account summary and store its balance in var_SavingsBalanceBefore. The account count must be initial count + 2.</w:t>
+        <w:t>UiPath Validation: Verify that the confirmation page shows var_SavingsNickname, and that var_SavingsNickname is listed in the account summary (UiBank does not display the account type), and store its balance in var_SavingsBalanceBefore. The account count must be initial count + 2.</w:t>
       </w:r>
     </w:p>
     <w:p>
@@ -1978,7 +1978,7 @@
               <w:rPr>
                 <w:sz w:val="20"/>
               </w:rPr>
-              <w:t>/welcome, /accounts</w:t>
+              <w:t>/login, /accounts</w:t>
             </w:r>
           </w:p>
         </w:tc>

--- a/docs/resources.assets/E2E UiBank Online Banking.docx
+++ b/docs/resources.assets/E2E UiBank Online Banking.docx
@@ -293,7 +293,7 @@
               <w:rPr>
                 <w:sz w:val="20"/>
               </w:rPr>
-              <w:t>https://uibank.uipath.com (UiPath demo banking application) - Google Chrome</w:t>
+              <w:t>https://uibank.uipath.com (UiPath demo banking application) - Google Chrome. Fallback, the same application: https://purple-dune-0af054403.6.azurestaticapps.net</w:t>
             </w:r>
           </w:p>
         </w:tc>
@@ -1111,7 +1111,7 @@
       </w:r>
       <w:r>
         <w:tab/>
-        <w:t>Open Chrome and navigate to https://uibank.uipath.com.</w:t>
+        <w:t>Open Chrome and navigate to https://uibank.uipath.com (fallback: https://purple-dune-0af054403.6.azurestaticapps.net).</w:t>
       </w:r>
     </w:p>
     <w:p>
@@ -1127,7 +1127,7 @@
       </w:r>
       <w:r>
         <w:tab/>
-        <w:t>On the Login page (https://uibank.uipath.com/login, heading "Login", subtitle "Hello! Log in with your email.") type var_Username in the field "Enter username" and var_Password in the field "Enter password".</w:t>
+        <w:t>On the Login page (https://uibank.uipath.com/login, or https://purple-dune-0af054403.6.azurestaticapps.net/login on the fallback, heading "Login", subtitle "Hello! Log in with your email.") type var_Username in the field "Enter username" and var_Password in the field "Enter password".</w:t>
       </w:r>
     </w:p>
     <w:p>
